--- a/mouse_neuroplasticity_enri/enri_mouse_neuroplasticity_forecast_rank3_noise_augmentation_20261024/results/Otchet_Shymovaya_Augmentaciya_D1-D3_RANG_PBS_LPS_2026-10-24.docx
+++ b/mouse_neuroplasticity_enri/enri_mouse_neuroplasticity_forecast_rank3_noise_augmentation_20261024/results/Otchet_Shymovaya_Augmentaciya_D1-D3_RANG_PBS_LPS_2026-10-24.docx
@@ -332,7 +332,7 @@
           <w:color w:val="637985"/>
           <w:sz w:val="17"/>
         </w:rPr>
-        <w:t>12 задач, n=6–11. Leave-one-mouse-out. Ridge, Bayesian Ridge, Huber; MAE меньше = точнее. 10% SD шума, 40 повторов, без подбора уровня по отложенной мыши.</w:t>
+        <w:t>12 задач, n=6–11. Leave-one-mouse-out. Ridge, Bayesian Ridge, Huber; MAE меньше = точнее. 10% SD шума, 20 повторов, без подбора уровня по отложенной мыши.</w:t>
       </w:r>
     </w:p>
     <w:p>
